--- a/questionario-desenvolvimento.docx
+++ b/questionario-desenvolvimento.docx
@@ -443,7 +443,19 @@
         <w:rPr>
           <w:sz w:val="22"/>
         </w:rPr>
-        <w:t>Fiz o trabalho sozinho. Escolhi o tema, criei o repositório no GitHub, instalei o Git e o PHP, rodei todos os comandos do git, mexi no README, testei os formulários e encontrei o erro que impedia o sistema de funcionar no meu computador. O código e o relatório foram feitos com uma IA (explico melhor na questão 11).</w:t>
+        <w:t>Fiz o trabalho sozinho. Escolhi o tema, criei o repositório no GitHub, instalei o Git e o PHP, rodei todos os comandos do git, mexi no README, testei os formulários e encontrei o erro que impedia o sistema de funcionar no meu computador</w:t>
+      </w:r>
+      <w:r>
+        <w:rPr>
+          <w:sz w:val="22"/>
+        </w:rPr>
+        <w:t xml:space="preserve">  e codei a maior parte do trabalho </w:t>
+      </w:r>
+      <w:r>
+        <w:rPr>
+          <w:sz w:val="22"/>
+        </w:rPr>
+        <w:t>(explico melhor na questão 11).</w:t>
       </w:r>
     </w:p>
     <w:p>
@@ -1057,7 +1069,19 @@
         <w:rPr>
           <w:sz w:val="22"/>
         </w:rPr>
-        <w:t>me ajuda no</w:t>
+        <w:t>me ajuda</w:t>
+      </w:r>
+      <w:r>
+        <w:rPr>
+          <w:sz w:val="22"/>
+        </w:rPr>
+        <w:t>r</w:t>
+      </w:r>
+      <w:r>
+        <w:rPr>
+          <w:sz w:val="22"/>
+        </w:rPr>
+        <w:t xml:space="preserve"> no</w:t>
       </w:r>
       <w:r>
         <w:rPr>
